--- a/Week_1_Final_Virtual_Healthcare_Data_Analytics_Strategic_Plan.docx
+++ b/Week_1_Final_Virtual_Healthcare_Data_Analytics_Strategic_Plan.docx
@@ -202,18 +202,12 @@
     </w:p>
     <w:p>
       <w:r>
-        <w:t>This strategic plan proposes a Python-based healthcare data analytics project focused on identifying patients with diabetes who may be at higher risk of hospital readmission within 30 days after discharge. The project uses the publicly available UCI Diabetes 130-US Hospitals for Years 1999-2008 dataset as a case study. The dataset contains 101,766 hospital encounters and 47 features and was created from clinical care across 130 US hospitals and integrated delivery networks. The proposed analysis will examin</w:t>
-      </w:r>
-      <w:r>
-        <w:t>e patient, admission, utilization, laboratory, medication and hospital-stay variables, followed by data cleaning, exploratory analysis and predictive modeling.</w:t>
+        <w:t>This strategic plan proposes a Python-based healthcare data analytics project focused on identifying patients with diabetes who may be at higher risk of hospital readmission within 30 days after discharge. The project uses the publicly available UCI Diabetes 130-US Hospitals for Years 1999-2008 dataset as a case study. The dataset contains 101,766 hospital encounters and 47 features and was created from clinical care across 130 US hospitals and integrated delivery networks. The proposed analysis will examine patient, admission, utilization, laboratory, medication and hospital-stay variables, followed by data cleaning, exploratory analysis and predictive modeling.</w:t>
       </w:r>
     </w:p>
     <w:p>
       <w:r>
-        <w:t>The strategic purpose is not to make autonomous medical decisions. Instead, the project explores how an analytics model could provide risk information to support post-discharge care teams. In a future virtual healthcare workflow, validated risk information could help prioritize teleconsultations, follow-up calls, medication-review activities, appointment reminders or remote monitoring when clinically appropriate. The plan therefore connects data analytics with an operational healthcare use case while recogn</w:t>
-      </w:r>
-      <w:r>
-        <w:t>izing privacy, fairness, clinical validation, interoperability and implementation constraints.</w:t>
+        <w:t>The strategic purpose is not to make autonomous medical decisions. Instead, the project explores how an analytics model could provide risk information to support post-discharge care teams. In a future virtual healthcare workflow, validated risk information could help prioritize teleconsultations, follow-up calls, medication-review activities, appointment reminders or remote monitoring when clinically appropriate. The plan therefore connects data analytics with an operational healthcare use case while recognizing privacy, fairness, clinical validation, interoperability and implementation constraints.</w:t>
       </w:r>
     </w:p>
     <w:p>
@@ -226,10 +220,7 @@
     </w:p>
     <w:p>
       <w:r>
-        <w:t>The primary objective is to develop a comprehensive strategic plan for a virtual healthcare data analytics project using Python. The project will investigate whether historical hospital-encounter data can be used to identify patterns associated with 30-day readmission among patients with diabetes. The plan establishes the problem, research questions, hypothesis, data source, data preparation approach, analytical methods, technology requirements, implementation workflow, timeline, expected impact and evaluat</w:t>
-      </w:r>
-      <w:r>
-        <w:t>ion criteria needed for subsequent execution.</w:t>
+        <w:t>The primary objective is to develop a comprehensive strategic plan for a virtual healthcare data analytics project using Python. The project will investigate whether historical hospital-encounter data can be used to identify patterns associated with 30-day readmission among patients with diabetes. The plan establishes the problem, research questions, hypothesis, data source, data preparation approach, analytical methods, technology requirements, implementation workflow, timeline, expected impact and evaluation criteria needed for subsequent execution.</w:t>
       </w:r>
     </w:p>
     <w:p>
@@ -276,18 +267,12 @@
     </w:p>
     <w:p>
       <w:r>
-        <w:t>The selected case study is the UCI Machine Learning Repository dataset "Diabetes 130-US Hospitals for Years 1999-2008." UCI classifies the dataset as a multivariate health-and-medicine dataset suitable for classification and clustering. It contains 101,766 instances and 47 features. The records represent hospitalized patients diagnosed with diabetes and cover ten years of clinical care at 130 US hospitals and integrated delivery networks. The stated task includes determining early readmission within 30 days</w:t>
-      </w:r>
-      <w:r>
-        <w:t xml:space="preserve"> of discharge.</w:t>
+        <w:t>The selected case study is the UCI Machine Learning Repository dataset "Diabetes 130-US Hospitals for Years 1999-2008." UCI classifies the dataset as a multivariate health-and-medicine dataset suitable for classification and clustering. It contains 101,766 instances and 47 features. The records represent hospitalized patients diagnosed with diabetes and cover ten years of clinical care at 130 US hospitals and integrated delivery networks. The stated task includes determining early readmission within 30 days of discharge.</w:t>
       </w:r>
     </w:p>
     <w:p>
       <w:r>
-        <w:t>The dataset is appropriate for this strategic plan because it provides a realistic example of structured electronic-health-record information and contains variables related to demographics, admission details, hospital stay, laboratory procedures, medications and previous healthcare utilization. UCI also notes that some information, including age, gender and race, can be considered sensitive. These characteristics make privacy and fairness considerations important even though the dataset is publicly availabl</w:t>
-      </w:r>
-      <w:r>
-        <w:t>e.</w:t>
+        <w:t>The dataset is appropriate for this strategic plan because it provides a realistic example of structured electronic-health-record information and contains variables related to demographics, admission details, hospital stay, laboratory procedures, medications and previous healthcare utilization. UCI also notes that some information, including age, gender and race, can be considered sensitive. These characteristics make privacy and fairness considerations important even though the dataset is publicly available.</w:t>
       </w:r>
     </w:p>
     <w:p>
@@ -3057,10 +3042,7 @@
     </w:p>
     <w:p>
       <w:r>
-        <w:t>This strategic plan establishes a practical foundation for a Python-based virtual healthcare analytics project focused on 30-day hospital readmission among patients with diabetes. The selected UCI dataset provides a substantial public case study for exploring relationships between patient characteristics, hospital encounters and readmission outcomes. The proposed methodology moves from data understanding and cleaning to exploratory analysis and predictive modeling, then connects model outputs to a human-rev</w:t>
-      </w:r>
-      <w:r>
-        <w:t>iewed virtual follow-up workflow.</w:t>
+        <w:t>This strategic plan establishes a practical foundation for a Python-based virtual healthcare analytics project focused on 30-day hospital readmission among patients with diabetes. The selected UCI dataset provides a substantial public case study for exploring relationships between patient characteristics, hospital encounters and readmission outcomes. The proposed methodology moves from data understanding and cleaning to exploratory analysis and predictive modeling, then connects model outputs to a human-reviewed virtual follow-up workflow.</w:t>
       </w:r>
     </w:p>
     <w:p>
@@ -3195,74 +3177,6 @@
           <w:t>https://www.ahrq.gov/patient-safety/settings/hospital/resource/guide/index.html</w:t>
         </w:r>
       </w:hyperlink>
-    </w:p>
-    <w:p>
-      <w:pPr>
-        <w:pStyle w:val="Heading1"/>
-      </w:pPr>
-      <w:r>
-        <w:t>23. Final Submission Checklist</w:t>
-      </w:r>
-    </w:p>
-    <w:p>
-      <w:pPr>
-        <w:pStyle w:val="ListBullet"/>
-      </w:pPr>
-      <w:r>
-        <w:t>Replace the Student Name, Course/Internship and Submission Date on the cover page.</w:t>
-      </w:r>
-    </w:p>
-    <w:p>
-      <w:pPr>
-        <w:pStyle w:val="ListBullet"/>
-      </w:pPr>
-      <w:r>
-        <w:t>Review the document once for any internship-specific formatting requirements.</w:t>
-      </w:r>
-    </w:p>
-    <w:p>
-      <w:pPr>
-        <w:pStyle w:val="ListBullet"/>
-      </w:pPr>
-      <w:r>
-        <w:t>Save the file as a DOCX document.</w:t>
-      </w:r>
-    </w:p>
-    <w:p>
-      <w:pPr>
-        <w:pStyle w:val="ListBullet"/>
-      </w:pPr>
-      <w:r>
-        <w:t>Upload the DOC/DOCX file in the Week 1 submission area.</w:t>
-      </w:r>
-    </w:p>
-    <w:p>
-      <w:pPr>
-        <w:pStyle w:val="ListBullet"/>
-      </w:pPr>
-      <w:r>
-        <w:t>If the portal asks for a GitHub URL and you do not yet have a repository, leave the optional field blank unless your internship specifically requires it.</w:t>
-      </w:r>
-    </w:p>
-    <w:p>
-      <w:pPr>
-        <w:pStyle w:val="ListBullet"/>
-      </w:pPr>
-      <w:r>
-        <w:t>Keep a copy of the submitted document for your records.</w:t>
-      </w:r>
-    </w:p>
-    <w:p>
-      <w:pPr>
-        <w:jc w:val="right"/>
-      </w:pPr>
-      <w:r>
-        <w:rPr>
-          <w:i/>
-          <w:sz w:val="16"/>
-        </w:rPr>
-        <w:t>Approximate report word count: 3,107 words</w:t>
-      </w:r>
     </w:p>
     <w:sectPr>
       <w:footerReference w:type="default" r:id="rId15"/>
